--- a/COMC16P1.docx
+++ b/COMC16P1.docx
@@ -175,17 +175,17 @@
         <w:rPr>
           <w:b w:val="on"/>
         </w:rPr>
-        <w:t xml:space="preserve"> Step5:Opportunity created in Identified status (ID: 5627576502 )</w:t>
-        <w:br/>
-        <w:drawing>
-          <wp:inline distT="0" distR="0" distB="0" distL="0">
-            <wp:extent cx="5524500" cy="2476500"/>
-            <wp:docPr id="4" name="Drawing 4" descr="Step5:Opportunity created in Identified status (ID: 5627576502 )"/>
-            <a:graphic xmlns:a="http://schemas.openxmlformats.org/drawingml/2006/main">
-              <a:graphicData uri="http://schemas.openxmlformats.org/drawingml/2006/picture">
-                <pic:pic xmlns:pic="http://schemas.openxmlformats.org/drawingml/2006/picture">
-                  <pic:nvPicPr>
-                    <pic:cNvPr id="0" name="Picture 4" descr="Step5:Opportunity created in Identified status (ID: 5627576502 )"/>
+        <w:t xml:space="preserve"> Step5:Opportunity created in Identified status (ID: 2614736311 )</w:t>
+        <w:br/>
+        <w:drawing>
+          <wp:inline distT="0" distR="0" distB="0" distL="0">
+            <wp:extent cx="5524500" cy="2476500"/>
+            <wp:docPr id="4" name="Drawing 4" descr="Step5:Opportunity created in Identified status (ID: 2614736311 )"/>
+            <a:graphic xmlns:a="http://schemas.openxmlformats.org/drawingml/2006/main">
+              <a:graphicData uri="http://schemas.openxmlformats.org/drawingml/2006/picture">
+                <pic:pic xmlns:pic="http://schemas.openxmlformats.org/drawingml/2006/picture">
+                  <pic:nvPicPr>
+                    <pic:cNvPr id="0" name="Picture 4" descr="Step5:Opportunity created in Identified status (ID: 2614736311 )"/>
                     <pic:cNvPicPr>
                       <a:picLocks noChangeAspect="true"/>
                     </pic:cNvPicPr>

--- a/COMC16P1.docx
+++ b/COMC16P1.docx
@@ -175,17 +175,17 @@
         <w:rPr>
           <w:b w:val="on"/>
         </w:rPr>
-        <w:t xml:space="preserve"> Step5:Opportunity created in Identified status (ID: 2614736311 )</w:t>
-        <w:br/>
-        <w:drawing>
-          <wp:inline distT="0" distR="0" distB="0" distL="0">
-            <wp:extent cx="5524500" cy="2476500"/>
-            <wp:docPr id="4" name="Drawing 4" descr="Step5:Opportunity created in Identified status (ID: 2614736311 )"/>
-            <a:graphic xmlns:a="http://schemas.openxmlformats.org/drawingml/2006/main">
-              <a:graphicData uri="http://schemas.openxmlformats.org/drawingml/2006/picture">
-                <pic:pic xmlns:pic="http://schemas.openxmlformats.org/drawingml/2006/picture">
-                  <pic:nvPicPr>
-                    <pic:cNvPr id="0" name="Picture 4" descr="Step5:Opportunity created in Identified status (ID: 2614736311 )"/>
+        <w:t xml:space="preserve"> Step5:Opportunity created in Identified status (ID: 7046751109 )</w:t>
+        <w:br/>
+        <w:drawing>
+          <wp:inline distT="0" distR="0" distB="0" distL="0">
+            <wp:extent cx="5524500" cy="2476500"/>
+            <wp:docPr id="4" name="Drawing 4" descr="Step5:Opportunity created in Identified status (ID: 7046751109 )"/>
+            <a:graphic xmlns:a="http://schemas.openxmlformats.org/drawingml/2006/main">
+              <a:graphicData uri="http://schemas.openxmlformats.org/drawingml/2006/picture">
+                <pic:pic xmlns:pic="http://schemas.openxmlformats.org/drawingml/2006/picture">
+                  <pic:nvPicPr>
+                    <pic:cNvPr id="0" name="Picture 4" descr="Step5:Opportunity created in Identified status (ID: 7046751109 )"/>
                     <pic:cNvPicPr>
                       <a:picLocks noChangeAspect="true"/>
                     </pic:cNvPicPr>
@@ -486,6 +486,48 @@
                   </pic:nvPicPr>
                   <pic:blipFill>
                     <a:blip r:embed="rId13"/>
+                    <a:stretch>
+                      <a:fillRect/>
+                    </a:stretch>
+                  </pic:blipFill>
+                  <pic:spPr>
+                    <a:xfrm>
+                      <a:off x="0" y="0"/>
+                      <a:ext cx="5524500" cy="2476500"/>
+                    </a:xfrm>
+                    <a:prstGeom prst="rect">
+                      <a:avLst/>
+                    </a:prstGeom>
+                  </pic:spPr>
+                </pic:pic>
+              </a:graphicData>
+            </a:graphic>
+          </wp:inline>
+        </w:drawing>
+      </w:r>
+    </w:p>
+    <w:p>
+      <w:r>
+        <w:rPr>
+          <w:b w:val="on"/>
+        </w:rPr>
+        <w:t xml:space="preserve"> Echoes Batch</w:t>
+        <w:br/>
+        <w:drawing>
+          <wp:inline distT="0" distR="0" distB="0" distL="0">
+            <wp:extent cx="5524500" cy="2476500"/>
+            <wp:docPr id="12" name="Drawing 12" descr="Echoes Batch"/>
+            <a:graphic xmlns:a="http://schemas.openxmlformats.org/drawingml/2006/main">
+              <a:graphicData uri="http://schemas.openxmlformats.org/drawingml/2006/picture">
+                <pic:pic xmlns:pic="http://schemas.openxmlformats.org/drawingml/2006/picture">
+                  <pic:nvPicPr>
+                    <pic:cNvPr id="0" name="Picture 12" descr="Echoes Batch"/>
+                    <pic:cNvPicPr>
+                      <a:picLocks noChangeAspect="true"/>
+                    </pic:cNvPicPr>
+                  </pic:nvPicPr>
+                  <pic:blipFill>
+                    <a:blip r:embed="rId14"/>
                     <a:stretch>
                       <a:fillRect/>
                     </a:stretch>
